--- a/parcial-2-ap-acn5bv-bianco/documentacion/Parcial_2_Martin_Bianco.docx
+++ b/parcial-2-ap-acn5bv-bianco/documentacion/Parcial_2_Martin_Bianco.docx
@@ -14,21 +14,7 @@
           <w:sz w:val="36"/>
           <w:szCs w:val="36"/>
         </w:rPr>
-        <w:t>Parcial II:</w:t>
-      </w:r>
-      <w:r>
-        <w:rPr>
-          <w:sz w:val="36"/>
-          <w:szCs w:val="36"/>
-        </w:rPr>
-        <w:t xml:space="preserve"> </w:t>
-      </w:r>
-      <w:r>
-        <w:rPr>
-          <w:sz w:val="36"/>
-          <w:szCs w:val="36"/>
-        </w:rPr>
-        <w:t>Administración de Proyectos</w:t>
+        <w:t>Parcial II: Administración de Proyectos</w:t>
       </w:r>
     </w:p>
     <w:p>
@@ -701,7 +687,7 @@
           <w:szCs w:val="24"/>
         </w:rPr>
         <w:pict w14:anchorId="1A2B6079">
-          <v:rect id="_x0000_i1043" style="width:0;height:1.5pt" o:hralign="center" o:hrstd="t" o:hr="t" fillcolor="#a0a0a0" stroked="f"/>
+          <v:rect id="_x0000_i1026" style="width:0;height:1.5pt" o:hralign="center" o:hrstd="t" o:hr="t" fillcolor="#a0a0a0" stroked="f"/>
         </w:pict>
       </w:r>
     </w:p>
@@ -988,7 +974,7 @@
           <w:szCs w:val="24"/>
         </w:rPr>
         <w:pict w14:anchorId="0D20CFA9">
-          <v:rect id="_x0000_i1044" style="width:0;height:1.5pt" o:hralign="center" o:hrstd="t" o:hr="t" fillcolor="#a0a0a0" stroked="f"/>
+          <v:rect id="_x0000_i1027" style="width:0;height:1.5pt" o:hralign="center" o:hrstd="t" o:hr="t" fillcolor="#a0a0a0" stroked="f"/>
         </w:pict>
       </w:r>
     </w:p>
@@ -1287,7 +1273,7 @@
           <w:szCs w:val="24"/>
         </w:rPr>
         <w:pict w14:anchorId="3ECB47BB">
-          <v:rect id="_x0000_i1045" style="width:0;height:1.5pt" o:hralign="center" o:hrstd="t" o:hr="t" fillcolor="#a0a0a0" stroked="f"/>
+          <v:rect id="_x0000_i1028" style="width:0;height:1.5pt" o:hralign="center" o:hrstd="t" o:hr="t" fillcolor="#a0a0a0" stroked="f"/>
         </w:pict>
       </w:r>
     </w:p>
@@ -1424,13 +1410,34 @@
           <w:szCs w:val="24"/>
         </w:rPr>
       </w:pPr>
-      <w:r>
-        <w:rPr>
-          <w:b/>
-          <w:bCs/>
-          <w:sz w:val="24"/>
-          <w:szCs w:val="24"/>
-        </w:rPr>
+    </w:p>
+    <w:p>
+      <w:pPr>
+        <w:rPr>
+          <w:b/>
+          <w:bCs/>
+          <w:sz w:val="24"/>
+          <w:szCs w:val="24"/>
+        </w:rPr>
+      </w:pPr>
+    </w:p>
+    <w:p>
+      <w:pPr>
+        <w:rPr>
+          <w:b/>
+          <w:bCs/>
+          <w:sz w:val="24"/>
+          <w:szCs w:val="24"/>
+        </w:rPr>
+      </w:pPr>
+      <w:r>
+        <w:rPr>
+          <w:b/>
+          <w:bCs/>
+          <w:sz w:val="24"/>
+          <w:szCs w:val="24"/>
+        </w:rPr>
+        <w:lastRenderedPageBreak/>
         <w:t>Scrum</w:t>
       </w:r>
     </w:p>
@@ -1446,7 +1453,6 @@
           <w:sz w:val="24"/>
           <w:szCs w:val="24"/>
         </w:rPr>
-        <w:lastRenderedPageBreak/>
         <w:t xml:space="preserve">Scrum será la metodología principal para organizar el trabajo. El desarrollo se dividirá en </w:t>
       </w:r>
       <w:proofErr w:type="spellStart"/>
@@ -1828,7 +1834,15 @@
           <w:sz w:val="24"/>
           <w:szCs w:val="24"/>
         </w:rPr>
-        <w:t xml:space="preserve">Para relevar las necesidades del sistema se utilizarán Historias de Usuario (HU), ya que permiten describir los requerimientos desde el punto de vista de quienes utilizarán la aplicación. Estas historias servirán como base para la planificación de los </w:t>
+        <w:t xml:space="preserve">Para relevar las necesidades del sistema se utilizarán Historias de Usuario (HU), ya que permiten describir los requerimientos desde el punto de vista de quienes </w:t>
+      </w:r>
+      <w:r>
+        <w:rPr>
+          <w:sz w:val="24"/>
+          <w:szCs w:val="24"/>
+        </w:rPr>
+        <w:lastRenderedPageBreak/>
+        <w:t xml:space="preserve">utilizarán la aplicación. Estas historias servirán como base para la planificación de los </w:t>
       </w:r>
       <w:proofErr w:type="spellStart"/>
       <w:r>
@@ -1863,7 +1877,6 @@
           <w:sz w:val="24"/>
           <w:szCs w:val="24"/>
         </w:rPr>
-        <w:lastRenderedPageBreak/>
         <w:t>Historias de Usuario</w:t>
       </w:r>
     </w:p>
@@ -2090,7 +2103,7 @@
           <w:szCs w:val="24"/>
         </w:rPr>
         <w:pict w14:anchorId="2E45F268">
-          <v:rect id="_x0000_i1085" style="width:0;height:1.5pt" o:hralign="center" o:hrstd="t" o:hr="t" fillcolor="#a0a0a0" stroked="f"/>
+          <v:rect id="_x0000_i1029" style="width:0;height:1.5pt" o:hralign="center" o:hrstd="t" o:hr="t" fillcolor="#a0a0a0" stroked="f"/>
         </w:pict>
       </w:r>
     </w:p>
@@ -2307,7 +2320,7 @@
           <w:szCs w:val="24"/>
         </w:rPr>
         <w:pict w14:anchorId="4C715BB8">
-          <v:rect id="_x0000_i1086" style="width:0;height:1.5pt" o:hralign="center" o:hrstd="t" o:hr="t" fillcolor="#a0a0a0" stroked="f"/>
+          <v:rect id="_x0000_i1030" style="width:0;height:1.5pt" o:hralign="center" o:hrstd="t" o:hr="t" fillcolor="#a0a0a0" stroked="f"/>
         </w:pict>
       </w:r>
     </w:p>
@@ -2435,6 +2448,7 @@
           <w:sz w:val="24"/>
           <w:szCs w:val="24"/>
         </w:rPr>
+        <w:lastRenderedPageBreak/>
         <w:t xml:space="preserve">Registrar los estados: Cargado, Contactado, Entrevistado, Enviado al cliente y Descartado. </w:t>
       </w:r>
     </w:p>
@@ -2473,7 +2487,6 @@
           <w:sz w:val="24"/>
           <w:szCs w:val="24"/>
         </w:rPr>
-        <w:lastRenderedPageBreak/>
         <w:t xml:space="preserve">Guardar el historial de cambios. </w:t>
       </w:r>
     </w:p>
@@ -2490,7 +2503,7 @@
           <w:szCs w:val="24"/>
         </w:rPr>
         <w:pict w14:anchorId="33D876D0">
-          <v:rect id="_x0000_i1087" style="width:0;height:1.5pt" o:hralign="center" o:hrstd="t" o:hr="t" fillcolor="#a0a0a0" stroked="f"/>
+          <v:rect id="_x0000_i1031" style="width:0;height:1.5pt" o:hralign="center" o:hrstd="t" o:hr="t" fillcolor="#a0a0a0" stroked="f"/>
         </w:pict>
       </w:r>
     </w:p>
@@ -2672,7 +2685,7 @@
           <w:szCs w:val="24"/>
         </w:rPr>
         <w:pict w14:anchorId="1252E2A8">
-          <v:rect id="_x0000_i1088" style="width:0;height:1.5pt" o:hralign="center" o:hrstd="t" o:hr="t" fillcolor="#a0a0a0" stroked="f"/>
+          <v:rect id="_x0000_i1032" style="width:0;height:1.5pt" o:hralign="center" o:hrstd="t" o:hr="t" fillcolor="#a0a0a0" stroked="f"/>
         </w:pict>
       </w:r>
     </w:p>
@@ -2873,7 +2886,7 @@
           <w:szCs w:val="24"/>
         </w:rPr>
         <w:pict w14:anchorId="10CDF963">
-          <v:rect id="_x0000_i1089" style="width:0;height:1.5pt" o:hralign="center" o:hrstd="t" o:hr="t" fillcolor="#a0a0a0" stroked="f"/>
+          <v:rect id="_x0000_i1033" style="width:0;height:1.5pt" o:hralign="center" o:hrstd="t" o:hr="t" fillcolor="#a0a0a0" stroked="f"/>
         </w:pict>
       </w:r>
     </w:p>
@@ -2924,182 +2937,8 @@
           <w:szCs w:val="24"/>
         </w:rPr>
         <w:pict w14:anchorId="48E500D7">
-          <v:rect id="_x0000_i1090" style="width:0;height:1.5pt" o:hralign="center" o:hrstd="t" o:hr="t" fillcolor="#a0a0a0" stroked="f"/>
+          <v:rect id="_x0000_i1034" style="width:0;height:1.5pt" o:hralign="center" o:bullet="t" o:hrstd="t" o:hr="t" fillcolor="#a0a0a0" stroked="f"/>
         </w:pict>
-      </w:r>
-    </w:p>
-    <w:p>
-      <w:pPr>
-        <w:rPr>
-          <w:sz w:val="24"/>
-          <w:szCs w:val="24"/>
-        </w:rPr>
-      </w:pPr>
-      <w:r>
-        <w:rPr>
-          <w:sz w:val="24"/>
-          <w:szCs w:val="24"/>
-        </w:rPr>
-        <w:t>Con esto ya tenemos un backlog inicial.</w:t>
-      </w:r>
-    </w:p>
-    <w:p>
-      <w:pPr>
-        <w:rPr>
-          <w:sz w:val="24"/>
-          <w:szCs w:val="24"/>
-        </w:rPr>
-      </w:pPr>
-      <w:r>
-        <w:rPr>
-          <w:sz w:val="24"/>
-          <w:szCs w:val="24"/>
-        </w:rPr>
-        <w:t xml:space="preserve">Lo bueno es que </w:t>
-      </w:r>
-      <w:r>
-        <w:rPr>
-          <w:b/>
-          <w:bCs/>
-          <w:sz w:val="24"/>
-          <w:szCs w:val="24"/>
-        </w:rPr>
-        <w:t>estas mismas historias</w:t>
-      </w:r>
-      <w:r>
-        <w:rPr>
-          <w:sz w:val="24"/>
-          <w:szCs w:val="24"/>
-        </w:rPr>
-        <w:t xml:space="preserve"> las vamos a reutilizar para:</w:t>
-      </w:r>
-    </w:p>
-    <w:p>
-      <w:pPr>
-        <w:numPr>
-          <w:ilvl w:val="0"/>
-          <w:numId w:val="16"/>
-        </w:numPr>
-        <w:rPr>
-          <w:sz w:val="24"/>
-          <w:szCs w:val="24"/>
-        </w:rPr>
-      </w:pPr>
-      <w:r>
-        <w:rPr>
-          <w:sz w:val="24"/>
-          <w:szCs w:val="24"/>
-        </w:rPr>
-        <w:t xml:space="preserve">el tablero de GitHub </w:t>
-      </w:r>
-      <w:proofErr w:type="spellStart"/>
-      <w:r>
-        <w:rPr>
-          <w:sz w:val="24"/>
-          <w:szCs w:val="24"/>
-        </w:rPr>
-        <w:t>Projects</w:t>
-      </w:r>
-      <w:proofErr w:type="spellEnd"/>
-      <w:r>
-        <w:rPr>
-          <w:sz w:val="24"/>
-          <w:szCs w:val="24"/>
-        </w:rPr>
-        <w:t xml:space="preserve">, </w:t>
-      </w:r>
-    </w:p>
-    <w:p>
-      <w:pPr>
-        <w:numPr>
-          <w:ilvl w:val="0"/>
-          <w:numId w:val="16"/>
-        </w:numPr>
-        <w:rPr>
-          <w:sz w:val="24"/>
-          <w:szCs w:val="24"/>
-        </w:rPr>
-      </w:pPr>
-      <w:r>
-        <w:rPr>
-          <w:sz w:val="24"/>
-          <w:szCs w:val="24"/>
-        </w:rPr>
-        <w:lastRenderedPageBreak/>
-        <w:t xml:space="preserve">los </w:t>
-      </w:r>
-      <w:proofErr w:type="spellStart"/>
-      <w:r>
-        <w:rPr>
-          <w:sz w:val="24"/>
-          <w:szCs w:val="24"/>
-        </w:rPr>
-        <w:t>milestones</w:t>
-      </w:r>
-      <w:proofErr w:type="spellEnd"/>
-      <w:r>
-        <w:rPr>
-          <w:sz w:val="24"/>
-          <w:szCs w:val="24"/>
-        </w:rPr>
-        <w:t xml:space="preserve">, </w:t>
-      </w:r>
-    </w:p>
-    <w:p>
-      <w:pPr>
-        <w:numPr>
-          <w:ilvl w:val="0"/>
-          <w:numId w:val="16"/>
-        </w:numPr>
-        <w:rPr>
-          <w:sz w:val="24"/>
-          <w:szCs w:val="24"/>
-        </w:rPr>
-      </w:pPr>
-      <w:r>
-        <w:rPr>
-          <w:sz w:val="24"/>
-          <w:szCs w:val="24"/>
-        </w:rPr>
-        <w:t xml:space="preserve">las estimaciones, </w:t>
-      </w:r>
-    </w:p>
-    <w:p>
-      <w:pPr>
-        <w:numPr>
-          <w:ilvl w:val="0"/>
-          <w:numId w:val="16"/>
-        </w:numPr>
-        <w:rPr>
-          <w:sz w:val="24"/>
-          <w:szCs w:val="24"/>
-        </w:rPr>
-      </w:pPr>
-      <w:r>
-        <w:rPr>
-          <w:sz w:val="24"/>
-          <w:szCs w:val="24"/>
-        </w:rPr>
-        <w:t xml:space="preserve">las asignaciones, </w:t>
-      </w:r>
-    </w:p>
-    <w:p>
-      <w:pPr>
-        <w:numPr>
-          <w:ilvl w:val="0"/>
-          <w:numId w:val="16"/>
-        </w:numPr>
-        <w:rPr>
-          <w:sz w:val="24"/>
-          <w:szCs w:val="24"/>
-        </w:rPr>
-      </w:pPr>
-      <w:r>
-        <w:rPr>
-          <w:sz w:val="24"/>
-          <w:szCs w:val="24"/>
-        </w:rPr>
-        <w:t>e incluso la simulación del desarrollo.</w:t>
       </w:r>
     </w:p>
     <w:p>
@@ -3124,6 +2963,7 @@
           <w:sz w:val="28"/>
           <w:szCs w:val="28"/>
         </w:rPr>
+        <w:lastRenderedPageBreak/>
         <w:t>5. Tablero de seguimiento</w:t>
       </w:r>
     </w:p>
@@ -3594,50 +3434,16 @@
         <w:t>Enlace al tablero:</w:t>
       </w:r>
       <w:r>
-        <w:rPr>
-          <w:sz w:val="24"/>
-          <w:szCs w:val="24"/>
-        </w:rPr>
         <w:t xml:space="preserve"> </w:t>
       </w:r>
-      <w:r>
-        <w:rPr>
-          <w:b/>
-          <w:bCs/>
-          <w:i/>
-          <w:iCs/>
-          <w:color w:val="EE0000"/>
-          <w:sz w:val="24"/>
-          <w:szCs w:val="24"/>
-        </w:rPr>
-        <w:t xml:space="preserve">(Se completará una vez creado GitHub </w:t>
-      </w:r>
-      <w:proofErr w:type="spellStart"/>
-      <w:r>
-        <w:rPr>
-          <w:b/>
-          <w:bCs/>
-          <w:i/>
-          <w:iCs/>
-          <w:color w:val="EE0000"/>
-          <w:sz w:val="24"/>
-          <w:szCs w:val="24"/>
-        </w:rPr>
-        <w:t>Projects</w:t>
-      </w:r>
-      <w:proofErr w:type="spellEnd"/>
-      <w:r>
-        <w:rPr>
-          <w:b/>
-          <w:bCs/>
-          <w:i/>
-          <w:iCs/>
-          <w:color w:val="EE0000"/>
-          <w:sz w:val="24"/>
-          <w:szCs w:val="24"/>
-        </w:rPr>
-        <w:t>).</w:t>
-      </w:r>
+      <w:hyperlink r:id="rId5" w:history="1">
+        <w:r>
+          <w:rPr>
+            <w:rStyle w:val="Hipervnculo"/>
+          </w:rPr>
+          <w:t>https://github.com/users/martinbianco-dv/projects/1</w:t>
+        </w:r>
+      </w:hyperlink>
     </w:p>
     <w:p>
       <w:pPr>
@@ -3665,7 +3471,7 @@
           <w:sz w:val="28"/>
           <w:szCs w:val="28"/>
         </w:rPr>
-        <w:t>6. M</w:t>
+        <w:t xml:space="preserve">6. </w:t>
       </w:r>
       <w:proofErr w:type="spellStart"/>
       <w:r>
@@ -3675,7 +3481,7 @@
           <w:sz w:val="28"/>
           <w:szCs w:val="28"/>
         </w:rPr>
-        <w:t>ilestones</w:t>
+        <w:t>Milestones</w:t>
       </w:r>
       <w:proofErr w:type="spellEnd"/>
     </w:p>
@@ -3765,7 +3571,6 @@
           <w:sz w:val="24"/>
           <w:szCs w:val="24"/>
         </w:rPr>
-        <w:lastRenderedPageBreak/>
         <w:t>Historias de Usuario:</w:t>
       </w:r>
     </w:p>
@@ -3857,8 +3662,9 @@
           <w:sz w:val="24"/>
           <w:szCs w:val="24"/>
         </w:rPr>
+        <w:lastRenderedPageBreak/>
         <w:pict w14:anchorId="3FE2C2BC">
-          <v:rect id="_x0000_i1109" style="width:0;height:1.5pt" o:hralign="center" o:hrstd="t" o:hr="t" fillcolor="#a0a0a0" stroked="f"/>
+          <v:rect id="_x0000_i1035" style="width:0;height:1.5pt" o:hralign="center" o:hrstd="t" o:hr="t" fillcolor="#a0a0a0" stroked="f"/>
         </w:pict>
       </w:r>
     </w:p>
@@ -4009,7 +3815,7 @@
           <w:szCs w:val="24"/>
         </w:rPr>
         <w:pict w14:anchorId="795589A6">
-          <v:rect id="_x0000_i1110" style="width:0;height:1.5pt" o:hralign="center" o:hrstd="t" o:hr="t" fillcolor="#a0a0a0" stroked="f"/>
+          <v:rect id="_x0000_i1036" style="width:0;height:1.5pt" o:hralign="center" o:hrstd="t" o:hr="t" fillcolor="#a0a0a0" stroked="f"/>
         </w:pict>
       </w:r>
     </w:p>
@@ -4149,88 +3955,18 @@
     </w:p>
     <w:p>
       <w:pPr>
-        <w:ind w:left="720"/>
-        <w:rPr>
-          <w:sz w:val="24"/>
-          <w:szCs w:val="24"/>
-        </w:rPr>
-      </w:pPr>
-    </w:p>
-    <w:p>
-      <w:pPr>
+        <w:rPr>
+          <w:sz w:val="24"/>
+          <w:szCs w:val="24"/>
+        </w:rPr>
+      </w:pPr>
+      <w:r>
         <w:rPr>
           <w:b/>
           <w:bCs/>
           <w:sz w:val="28"/>
           <w:szCs w:val="28"/>
         </w:rPr>
-      </w:pPr>
-    </w:p>
-    <w:p>
-      <w:pPr>
-        <w:rPr>
-          <w:b/>
-          <w:bCs/>
-          <w:sz w:val="28"/>
-          <w:szCs w:val="28"/>
-        </w:rPr>
-      </w:pPr>
-    </w:p>
-    <w:p>
-      <w:pPr>
-        <w:rPr>
-          <w:b/>
-          <w:bCs/>
-          <w:sz w:val="28"/>
-          <w:szCs w:val="28"/>
-        </w:rPr>
-      </w:pPr>
-    </w:p>
-    <w:p>
-      <w:pPr>
-        <w:rPr>
-          <w:b/>
-          <w:bCs/>
-          <w:sz w:val="28"/>
-          <w:szCs w:val="28"/>
-        </w:rPr>
-      </w:pPr>
-    </w:p>
-    <w:p>
-      <w:pPr>
-        <w:rPr>
-          <w:b/>
-          <w:bCs/>
-          <w:sz w:val="28"/>
-          <w:szCs w:val="28"/>
-        </w:rPr>
-      </w:pPr>
-    </w:p>
-    <w:p>
-      <w:pPr>
-        <w:rPr>
-          <w:b/>
-          <w:bCs/>
-          <w:sz w:val="28"/>
-          <w:szCs w:val="28"/>
-        </w:rPr>
-      </w:pPr>
-    </w:p>
-    <w:p>
-      <w:pPr>
-        <w:rPr>
-          <w:sz w:val="24"/>
-          <w:szCs w:val="24"/>
-        </w:rPr>
-      </w:pPr>
-      <w:r>
-        <w:rPr>
-          <w:b/>
-          <w:bCs/>
-          <w:sz w:val="28"/>
-          <w:szCs w:val="28"/>
-        </w:rPr>
-        <w:lastRenderedPageBreak/>
         <w:t>7. Estimaciones</w:t>
       </w:r>
     </w:p>
@@ -4905,6 +4641,7 @@
                 <w:sz w:val="24"/>
                 <w:szCs w:val="24"/>
               </w:rPr>
+              <w:lastRenderedPageBreak/>
               <w:t>HU-08</w:t>
             </w:r>
           </w:p>
@@ -5288,104 +5025,13 @@
           <w:szCs w:val="28"/>
         </w:rPr>
       </w:pPr>
-    </w:p>
-    <w:p>
-      <w:pPr>
+      <w:r>
         <w:rPr>
           <w:b/>
           <w:bCs/>
           <w:sz w:val="28"/>
           <w:szCs w:val="28"/>
         </w:rPr>
-      </w:pPr>
-    </w:p>
-    <w:p>
-      <w:pPr>
-        <w:rPr>
-          <w:b/>
-          <w:bCs/>
-          <w:sz w:val="28"/>
-          <w:szCs w:val="28"/>
-        </w:rPr>
-      </w:pPr>
-    </w:p>
-    <w:p>
-      <w:pPr>
-        <w:rPr>
-          <w:b/>
-          <w:bCs/>
-          <w:sz w:val="28"/>
-          <w:szCs w:val="28"/>
-        </w:rPr>
-      </w:pPr>
-    </w:p>
-    <w:p>
-      <w:pPr>
-        <w:rPr>
-          <w:b/>
-          <w:bCs/>
-          <w:sz w:val="28"/>
-          <w:szCs w:val="28"/>
-        </w:rPr>
-      </w:pPr>
-    </w:p>
-    <w:p>
-      <w:pPr>
-        <w:rPr>
-          <w:b/>
-          <w:bCs/>
-          <w:sz w:val="28"/>
-          <w:szCs w:val="28"/>
-        </w:rPr>
-      </w:pPr>
-    </w:p>
-    <w:p>
-      <w:pPr>
-        <w:rPr>
-          <w:b/>
-          <w:bCs/>
-          <w:sz w:val="28"/>
-          <w:szCs w:val="28"/>
-        </w:rPr>
-      </w:pPr>
-    </w:p>
-    <w:p>
-      <w:pPr>
-        <w:rPr>
-          <w:b/>
-          <w:bCs/>
-          <w:sz w:val="28"/>
-          <w:szCs w:val="28"/>
-        </w:rPr>
-      </w:pPr>
-    </w:p>
-    <w:p>
-      <w:pPr>
-        <w:rPr>
-          <w:b/>
-          <w:bCs/>
-          <w:sz w:val="28"/>
-          <w:szCs w:val="28"/>
-        </w:rPr>
-      </w:pPr>
-    </w:p>
-    <w:p>
-      <w:pPr>
-        <w:rPr>
-          <w:b/>
-          <w:bCs/>
-          <w:sz w:val="28"/>
-          <w:szCs w:val="28"/>
-        </w:rPr>
-      </w:pPr>
-      <w:r>
-        <w:rPr>
-          <w:b/>
-          <w:bCs/>
-          <w:sz w:val="28"/>
-          <w:szCs w:val="28"/>
-        </w:rPr>
-        <w:lastRenderedPageBreak/>
         <w:t>8. Asignación de tareas</w:t>
       </w:r>
     </w:p>
@@ -6162,19 +5808,456 @@
     <w:p>
       <w:pPr>
         <w:rPr>
-          <w:sz w:val="24"/>
-          <w:szCs w:val="24"/>
-        </w:rPr>
-      </w:pPr>
-      <w:r>
-        <w:rPr>
+          <w:b/>
+          <w:bCs/>
           <w:sz w:val="28"/>
           <w:szCs w:val="28"/>
         </w:rPr>
+      </w:pPr>
+      <w:r>
+        <w:rPr>
+          <w:sz w:val="28"/>
+          <w:szCs w:val="28"/>
+        </w:rPr>
         <w:br/>
       </w:r>
     </w:p>
-    <w:p/>
+    <w:p>
+      <w:pPr>
+        <w:rPr>
+          <w:b/>
+          <w:bCs/>
+          <w:sz w:val="28"/>
+          <w:szCs w:val="28"/>
+        </w:rPr>
+      </w:pPr>
+    </w:p>
+    <w:p>
+      <w:pPr>
+        <w:rPr>
+          <w:b/>
+          <w:bCs/>
+          <w:sz w:val="28"/>
+          <w:szCs w:val="28"/>
+        </w:rPr>
+      </w:pPr>
+    </w:p>
+    <w:p>
+      <w:pPr>
+        <w:rPr>
+          <w:b/>
+          <w:bCs/>
+          <w:sz w:val="28"/>
+          <w:szCs w:val="28"/>
+        </w:rPr>
+      </w:pPr>
+      <w:r>
+        <w:rPr>
+          <w:b/>
+          <w:bCs/>
+          <w:sz w:val="28"/>
+          <w:szCs w:val="28"/>
+        </w:rPr>
+        <w:lastRenderedPageBreak/>
+        <w:t>9. Simulación del desarrollo</w:t>
+      </w:r>
+    </w:p>
+    <w:p>
+      <w:pPr>
+        <w:rPr>
+          <w:sz w:val="24"/>
+          <w:szCs w:val="24"/>
+        </w:rPr>
+      </w:pPr>
+      <w:r>
+        <w:rPr>
+          <w:sz w:val="24"/>
+          <w:szCs w:val="24"/>
+        </w:rPr>
+        <w:t xml:space="preserve">Para simular el desarrollo del proyecto se creó un repositorio en GitHub donde se realizó el seguimiento de las distintas versiones del código fuente mediante </w:t>
+      </w:r>
+      <w:proofErr w:type="spellStart"/>
+      <w:r>
+        <w:rPr>
+          <w:sz w:val="24"/>
+          <w:szCs w:val="24"/>
+        </w:rPr>
+        <w:t>commits</w:t>
+      </w:r>
+      <w:proofErr w:type="spellEnd"/>
+      <w:r>
+        <w:rPr>
+          <w:sz w:val="24"/>
+          <w:szCs w:val="24"/>
+        </w:rPr>
+        <w:t>.</w:t>
+      </w:r>
+    </w:p>
+    <w:p>
+      <w:pPr>
+        <w:rPr>
+          <w:sz w:val="24"/>
+          <w:szCs w:val="24"/>
+        </w:rPr>
+      </w:pPr>
+      <w:r>
+        <w:rPr>
+          <w:sz w:val="24"/>
+          <w:szCs w:val="24"/>
+        </w:rPr>
+        <w:t xml:space="preserve">Durante el desarrollo se implementó un MVP de una aplicación web denominada </w:t>
+      </w:r>
+      <w:proofErr w:type="spellStart"/>
+      <w:r>
+        <w:rPr>
+          <w:b/>
+          <w:bCs/>
+          <w:sz w:val="24"/>
+          <w:szCs w:val="24"/>
+        </w:rPr>
+        <w:t>ConectiKrus</w:t>
+      </w:r>
+      <w:proofErr w:type="spellEnd"/>
+      <w:r>
+        <w:rPr>
+          <w:sz w:val="24"/>
+          <w:szCs w:val="24"/>
+        </w:rPr>
+        <w:t>, desarrollada utilizando HTML, CSS y JavaScript. La aplicación permite registrar candidatos, visualizarlos en un listado, realizar búsquedas y gestionar el estado de cada candidato dentro del proceso de selección.</w:t>
+      </w:r>
+    </w:p>
+    <w:p>
+      <w:pPr>
+        <w:rPr>
+          <w:sz w:val="24"/>
+          <w:szCs w:val="24"/>
+        </w:rPr>
+      </w:pPr>
+      <w:r>
+        <w:rPr>
+          <w:sz w:val="24"/>
+          <w:szCs w:val="24"/>
+        </w:rPr>
+        <w:t xml:space="preserve">El desarrollo se llevó a cabo de manera incremental, incorporando funcionalidades en diferentes versiones del código. Además, se creó una rama de desarrollo denominada </w:t>
+      </w:r>
+      <w:r>
+        <w:rPr>
+          <w:b/>
+          <w:bCs/>
+          <w:sz w:val="24"/>
+          <w:szCs w:val="24"/>
+        </w:rPr>
+        <w:t>diseño</w:t>
+      </w:r>
+      <w:r>
+        <w:rPr>
+          <w:sz w:val="24"/>
+          <w:szCs w:val="24"/>
+        </w:rPr>
+        <w:t xml:space="preserve">, donde se realizaron modificaciones sobre la interfaz de la aplicación. Posteriormente, dichas modificaciones fueron integradas a la rama principal mediante una </w:t>
+      </w:r>
+      <w:r>
+        <w:rPr>
+          <w:b/>
+          <w:bCs/>
+          <w:sz w:val="24"/>
+          <w:szCs w:val="24"/>
+        </w:rPr>
+        <w:t xml:space="preserve">Pull </w:t>
+      </w:r>
+      <w:proofErr w:type="spellStart"/>
+      <w:r>
+        <w:rPr>
+          <w:b/>
+          <w:bCs/>
+          <w:sz w:val="24"/>
+          <w:szCs w:val="24"/>
+        </w:rPr>
+        <w:t>Request</w:t>
+      </w:r>
+      <w:proofErr w:type="spellEnd"/>
+      <w:r>
+        <w:rPr>
+          <w:sz w:val="24"/>
+          <w:szCs w:val="24"/>
+        </w:rPr>
+        <w:t>, simulando el flujo de trabajo habitual de un proyecto colaborativo.</w:t>
+      </w:r>
+    </w:p>
+    <w:p>
+      <w:pPr>
+        <w:rPr>
+          <w:sz w:val="24"/>
+          <w:szCs w:val="24"/>
+        </w:rPr>
+      </w:pPr>
+      <w:r>
+        <w:rPr>
+          <w:sz w:val="24"/>
+          <w:szCs w:val="24"/>
+        </w:rPr>
+        <w:t>Este proceso permitió representar el uso de un sistema de control de versiones y el seguimiento del avance del proyecto mediante Git y GitHub.</w:t>
+      </w:r>
+    </w:p>
+    <w:p>
+      <w:pPr>
+        <w:rPr>
+          <w:sz w:val="24"/>
+          <w:szCs w:val="24"/>
+        </w:rPr>
+      </w:pPr>
+    </w:p>
+    <w:p>
+      <w:pPr>
+        <w:rPr>
+          <w:b/>
+          <w:bCs/>
+          <w:sz w:val="28"/>
+          <w:szCs w:val="28"/>
+        </w:rPr>
+      </w:pPr>
+      <w:r>
+        <w:rPr>
+          <w:b/>
+          <w:bCs/>
+          <w:sz w:val="28"/>
+          <w:szCs w:val="28"/>
+        </w:rPr>
+        <w:t>10. Ajuste de la metodología de trabajo</w:t>
+      </w:r>
+    </w:p>
+    <w:p>
+      <w:pPr>
+        <w:rPr>
+          <w:sz w:val="24"/>
+          <w:szCs w:val="24"/>
+        </w:rPr>
+      </w:pPr>
+      <w:r>
+        <w:rPr>
+          <w:sz w:val="24"/>
+          <w:szCs w:val="24"/>
+        </w:rPr>
+        <w:t>Durante el desarrollo del proyecto fue necesario realizar un ajuste en la metodología de trabajo. Inicialmente se planificó desarrollar todas las funcionalidades del MVP antes de realizar mejoras sobre la interfaz gráfica. Sin embargo, durante la implementación se observó que una interfaz más clara facilitaba la validación de las funcionalidades desarrolladas.</w:t>
+      </w:r>
+    </w:p>
+    <w:p>
+      <w:pPr>
+        <w:rPr>
+          <w:sz w:val="24"/>
+          <w:szCs w:val="24"/>
+        </w:rPr>
+      </w:pPr>
+      <w:r>
+        <w:rPr>
+          <w:sz w:val="24"/>
+          <w:szCs w:val="24"/>
+        </w:rPr>
+        <w:t xml:space="preserve">Por este motivo, se decidió adelantar las tareas relacionadas con el diseño de la aplicación, desarrollándolas en una rama independiente denominada </w:t>
+      </w:r>
+      <w:r>
+        <w:rPr>
+          <w:b/>
+          <w:bCs/>
+          <w:sz w:val="24"/>
+          <w:szCs w:val="24"/>
+        </w:rPr>
+        <w:t>diseño</w:t>
+      </w:r>
+      <w:r>
+        <w:rPr>
+          <w:sz w:val="24"/>
+          <w:szCs w:val="24"/>
+        </w:rPr>
+        <w:t xml:space="preserve">. Una vez finalizadas y verificadas, las modificaciones fueron integradas a la rama principal mediante una Pull </w:t>
+      </w:r>
+      <w:proofErr w:type="spellStart"/>
+      <w:r>
+        <w:rPr>
+          <w:sz w:val="24"/>
+          <w:szCs w:val="24"/>
+        </w:rPr>
+        <w:t>Request</w:t>
+      </w:r>
+      <w:proofErr w:type="spellEnd"/>
+      <w:r>
+        <w:rPr>
+          <w:sz w:val="24"/>
+          <w:szCs w:val="24"/>
+        </w:rPr>
+        <w:t>.</w:t>
+      </w:r>
+    </w:p>
+    <w:p>
+      <w:pPr>
+        <w:rPr>
+          <w:sz w:val="24"/>
+          <w:szCs w:val="24"/>
+        </w:rPr>
+      </w:pPr>
+      <w:r>
+        <w:rPr>
+          <w:sz w:val="24"/>
+          <w:szCs w:val="24"/>
+        </w:rPr>
+        <w:t>Este ajuste permitió mantener la flexibilidad propia de las metodologías ágiles, adaptando la planificación a las necesidades surgidas durante el desarrollo sin afectar los objetivos generales del proyecto.</w:t>
+      </w:r>
+    </w:p>
+    <w:p>
+      <w:pPr>
+        <w:rPr>
+          <w:sz w:val="24"/>
+          <w:szCs w:val="24"/>
+        </w:rPr>
+      </w:pPr>
+    </w:p>
+    <w:p>
+      <w:pPr>
+        <w:rPr>
+          <w:b/>
+          <w:bCs/>
+          <w:sz w:val="28"/>
+          <w:szCs w:val="28"/>
+        </w:rPr>
+      </w:pPr>
+      <w:r>
+        <w:rPr>
+          <w:b/>
+          <w:bCs/>
+          <w:sz w:val="28"/>
+          <w:szCs w:val="28"/>
+        </w:rPr>
+        <w:t xml:space="preserve">11. </w:t>
+      </w:r>
+      <w:r>
+        <w:rPr>
+          <w:b/>
+          <w:bCs/>
+          <w:sz w:val="28"/>
+          <w:szCs w:val="28"/>
+        </w:rPr>
+        <w:t>Enlace</w:t>
+      </w:r>
+      <w:r>
+        <w:rPr>
+          <w:b/>
+          <w:bCs/>
+          <w:sz w:val="28"/>
+          <w:szCs w:val="28"/>
+        </w:rPr>
+        <w:t>s</w:t>
+      </w:r>
+      <w:r>
+        <w:rPr>
+          <w:b/>
+          <w:bCs/>
+          <w:sz w:val="28"/>
+          <w:szCs w:val="28"/>
+        </w:rPr>
+        <w:t xml:space="preserve"> al </w:t>
+      </w:r>
+      <w:r>
+        <w:rPr>
+          <w:b/>
+          <w:bCs/>
+          <w:sz w:val="28"/>
+          <w:szCs w:val="28"/>
+        </w:rPr>
+        <w:t>proyecto</w:t>
+      </w:r>
+    </w:p>
+    <w:p>
+      <w:pPr>
+        <w:rPr>
+          <w:sz w:val="24"/>
+          <w:szCs w:val="24"/>
+        </w:rPr>
+      </w:pPr>
+      <w:r>
+        <w:rPr>
+          <w:b/>
+          <w:bCs/>
+          <w:sz w:val="24"/>
+          <w:szCs w:val="24"/>
+        </w:rPr>
+        <w:t>Repositorio:</w:t>
+      </w:r>
+      <w:r>
+        <w:rPr>
+          <w:sz w:val="24"/>
+          <w:szCs w:val="24"/>
+        </w:rPr>
+        <w:t xml:space="preserve"> </w:t>
+      </w:r>
+      <w:hyperlink r:id="rId6" w:history="1">
+        <w:r>
+          <w:rPr>
+            <w:rStyle w:val="Hipervnculo"/>
+            <w:sz w:val="24"/>
+            <w:szCs w:val="24"/>
+          </w:rPr>
+          <w:t>https://github.com/martinbianco-dv/p</w:t>
+        </w:r>
+        <w:r>
+          <w:rPr>
+            <w:rStyle w:val="Hipervnculo"/>
+            <w:sz w:val="24"/>
+            <w:szCs w:val="24"/>
+          </w:rPr>
+          <w:t>a</w:t>
+        </w:r>
+        <w:r>
+          <w:rPr>
+            <w:rStyle w:val="Hipervnculo"/>
+            <w:sz w:val="24"/>
+            <w:szCs w:val="24"/>
+          </w:rPr>
+          <w:t>rcial-2-ap-acn5bv-bianco</w:t>
+        </w:r>
+      </w:hyperlink>
+    </w:p>
+    <w:p>
+      <w:pPr>
+        <w:rPr>
+          <w:sz w:val="24"/>
+          <w:szCs w:val="24"/>
+        </w:rPr>
+      </w:pPr>
+      <w:r>
+        <w:rPr>
+          <w:b/>
+          <w:bCs/>
+          <w:sz w:val="24"/>
+          <w:szCs w:val="24"/>
+        </w:rPr>
+        <w:t>Tablero:</w:t>
+      </w:r>
+      <w:r>
+        <w:rPr>
+          <w:sz w:val="24"/>
+          <w:szCs w:val="24"/>
+        </w:rPr>
+        <w:t xml:space="preserve"> </w:t>
+      </w:r>
+      <w:hyperlink r:id="rId7" w:history="1">
+        <w:r>
+          <w:rPr>
+            <w:rStyle w:val="Hipervnculo"/>
+            <w:sz w:val="24"/>
+            <w:szCs w:val="24"/>
+          </w:rPr>
+          <w:t>https://github.com/users/martinbianco-dv/projects/1</w:t>
+        </w:r>
+      </w:hyperlink>
+    </w:p>
+    <w:p>
+      <w:pPr>
+        <w:rPr>
+          <w:sz w:val="24"/>
+          <w:szCs w:val="24"/>
+        </w:rPr>
+      </w:pPr>
+    </w:p>
     <w:sectPr>
       <w:pgSz w:w="11906" w:h="16838"/>
       <w:pgMar w:top="1417" w:right="1701" w:bottom="1417" w:left="1701" w:header="708" w:footer="708" w:gutter="0"/>
@@ -6187,6 +6270,11 @@
 
 <file path=word/numbering.xml><?xml version="1.0" encoding="utf-8"?>
 <w:numbering xmlns:wpc="http://schemas.microsoft.com/office/word/2010/wordprocessingCanvas" xmlns:cx="http://schemas.microsoft.com/office/drawing/2014/chartex" xmlns:cx1="http://schemas.microsoft.com/office/drawing/2015/9/8/chartex" xmlns:cx2="http://schemas.microsoft.com/office/drawing/2015/10/21/chartex" xmlns:cx3="http://schemas.microsoft.com/office/drawing/2016/5/9/chartex" xmlns:cx4="http://schemas.microsoft.com/office/drawing/2016/5/10/chartex" xmlns:cx5="http://schemas.microsoft.com/office/drawing/2016/5/11/chartex" xmlns:cx6="http://schemas.microsoft.com/office/drawing/2016/5/12/chartex" xmlns:cx7="http://schemas.microsoft.com/office/drawing/2016/5/13/chartex" xmlns:cx8="http://schemas.microsoft.com/office/drawing/2016/5/14/chartex" xmlns:mc="http://schemas.openxmlformats.org/markup-compatibility/2006" xmlns:aink="http://schemas.microsoft.com/office/drawing/2016/ink" xmlns:am3d="http://schemas.microsoft.com/office/drawing/2017/model3d" xmlns:o="urn:schemas-microsoft-com:office:office" xmlns:oel="http://schemas.microsoft.com/office/2019/extlst" xmlns:r="http://schemas.openxmlformats.org/officeDocument/2006/relationships" xmlns:m="http://schemas.openxmlformats.org/officeDocument/2006/math" xmlns:v="urn:schemas-microsoft-com:vml" xmlns:wp14="http://schemas.microsoft.com/office/word/2010/wordprocessingDrawing" xmlns:wp="http://schemas.openxmlformats.org/drawingml/2006/wordprocessingDrawing" xmlns:w10="urn:schemas-microsoft-com:office:word" xmlns:w="http://schemas.openxmlformats.org/wordprocessingml/2006/main" xmlns:w14="http://schemas.microsoft.com/office/word/2010/wordml" xmlns:w15="http://schemas.microsoft.com/office/word/2012/wordml" xmlns:w16cex="http://schemas.microsoft.com/office/word/2018/wordml/cex" xmlns:w16cid="http://schemas.microsoft.com/office/word/2016/wordml/cid" xmlns:w16="http://schemas.microsoft.com/office/word/2018/wordml" xmlns:w16du="http://schemas.microsoft.com/office/word/2023/wordml/word16du" xmlns:w16sdtdh="http://schemas.microsoft.com/office/word/2020/wordml/sdtdatahash" xmlns:w16sdtfl="http://schemas.microsoft.com/office/word/2024/wordml/sdtformatlock" xmlns:w16se="http://schemas.microsoft.com/office/word/2015/wordml/symex" xmlns:wpg="http://schemas.microsoft.com/office/word/2010/wordprocessingGroup" xmlns:wpi="http://schemas.microsoft.com/office/word/2010/wordprocessingInk" xmlns:wne="http://schemas.microsoft.com/office/word/2006/wordml" xmlns:wps="http://schemas.microsoft.com/office/word/2010/wordprocessingShape" mc:Ignorable="w14 w15 w16se w16cid w16 w16cex w16sdtdh w16sdtfl w16du wp14">
+  <w:numPicBullet w:numPicBulletId="0">
+    <w:pict>
+      <v:rect id="_x0000_i1025" style="width:0;height:1.5pt" o:hralign="center" o:bullet="t" o:hrstd="t" o:hr="t" fillcolor="#a0a0a0" stroked="f"/>
+    </w:pict>
+  </w:numPicBullet>
   <w:abstractNum w:abstractNumId="0" w15:restartNumberingAfterBreak="0">
     <w:nsid w:val="04795092"/>
     <w:multiLevelType w:val="multilevel"/>
@@ -9418,6 +9506,7 @@
   <w:style w:type="paragraph" w:default="1" w:styleId="Normal">
     <w:name w:val="Normal"/>
     <w:qFormat/>
+    <w:rsid w:val="00820215"/>
   </w:style>
   <w:style w:type="paragraph" w:styleId="Ttulo1">
     <w:name w:val="heading 1"/>
@@ -9621,6 +9710,7 @@
   <w:style w:type="character" w:default="1" w:styleId="Fuentedeprrafopredeter">
     <w:name w:val="Default Paragraph Font"/>
     <w:uiPriority w:val="1"/>
+    <w:semiHidden/>
     <w:unhideWhenUsed/>
   </w:style>
   <w:style w:type="table" w:default="1" w:styleId="Tablanormal">
@@ -10093,6 +10183,41 @@
       </w:tcPr>
     </w:tblStylePr>
   </w:style>
+  <w:style w:type="character" w:styleId="Hipervnculo">
+    <w:name w:val="Hyperlink"/>
+    <w:basedOn w:val="Fuentedeprrafopredeter"/>
+    <w:uiPriority w:val="99"/>
+    <w:unhideWhenUsed/>
+    <w:rsid w:val="001A1BBE"/>
+    <w:rPr>
+      <w:color w:val="467886" w:themeColor="hyperlink"/>
+      <w:u w:val="single"/>
+    </w:rPr>
+  </w:style>
+  <w:style w:type="character" w:styleId="Mencinsinresolver">
+    <w:name w:val="Unresolved Mention"/>
+    <w:basedOn w:val="Fuentedeprrafopredeter"/>
+    <w:uiPriority w:val="99"/>
+    <w:semiHidden/>
+    <w:unhideWhenUsed/>
+    <w:rsid w:val="001A1BBE"/>
+    <w:rPr>
+      <w:color w:val="605E5C"/>
+      <w:shd w:val="clear" w:color="auto" w:fill="E1DFDD"/>
+    </w:rPr>
+  </w:style>
+  <w:style w:type="character" w:styleId="Hipervnculovisitado">
+    <w:name w:val="FollowedHyperlink"/>
+    <w:basedOn w:val="Fuentedeprrafopredeter"/>
+    <w:uiPriority w:val="99"/>
+    <w:semiHidden/>
+    <w:unhideWhenUsed/>
+    <w:rsid w:val="001A1BBE"/>
+    <w:rPr>
+      <w:color w:val="96607D" w:themeColor="followedHyperlink"/>
+      <w:u w:val="single"/>
+    </w:rPr>
+  </w:style>
 </w:styles>
 </file>
 
